--- a/backend/DiplomaWebApp/tasks2.docx
+++ b/backend/DiplomaWebApp/tasks2.docx
@@ -62,44 +62,7 @@
         <w:rPr>
           <w:lang w:val="en-US"/>
         </w:rPr>
-        <w:t>1+2=</w:t>
-      </w:r>
-    </w:p>
-    <w:p>
-      <w:pPr>
-        <w:rPr>
-          <w:lang w:val="en-US"/>
-        </w:rPr>
-      </w:pPr>
-      <w:r>
-        <w:t>Текст</w:t>
-      </w:r>
-      <w:r>
-        <w:rPr>
-          <w:lang w:val="en-US"/>
-        </w:rPr>
-        <w:t xml:space="preserve"> </w:t>
-      </w:r>
-      <w:r>
-        <w:t>задачи</w:t>
-      </w:r>
-      <w:r>
-        <w:rPr>
-          <w:lang w:val="en-US"/>
-        </w:rPr>
-        <w:t>:</w:t>
-      </w:r>
-      <w:r>
-        <w:rPr>
-          <w:lang w:val="en-US"/>
-        </w:rPr>
-        <w:t xml:space="preserve"> </w:t>
-      </w:r>
-      <w:r>
-        <w:rPr>
-          <w:lang w:val="en-US"/>
-        </w:rPr>
-        <w:t>1+3=</w:t>
+        <w:t>1+2=3</w:t>
       </w:r>
     </w:p>
     <w:p>
